--- a/docs/manuals/05_運用チェックリスト.docx
+++ b/docs/manuals/05_運用チェックリスト.docx
@@ -105,7 +105,7 @@
                 <w:rFonts w:ascii="Arial" w:hAnsi="Arial" w:eastAsia="Yu Gothic"/>
                 <w:sz w:val="18"/>
               </w:rPr>
-              <w:t>Ver.1.0</w:t>
+              <w:t>Ver.1.1</w:t>
             </w:r>
           </w:p>
         </w:tc>
@@ -1712,7 +1712,69 @@
                 <w:rFonts w:ascii="Arial" w:hAnsi="Arial" w:eastAsia="Yu Gothic"/>
                 <w:sz w:val="17"/>
               </w:rPr>
-              <w:t>旧年度のみの管理権限を確認した</w:t>
+              <w:t>現在年度の管理者一覧に旧年度のみの担当者が残っていないことを確認した</w:t>
+            </w:r>
+          </w:p>
+        </w:tc>
+        <w:tc>
+          <w:tcPr>
+            <w:tcW w:type="dxa" w:w="3600"/>
+            <w:tcMar>
+              <w:top w:w="90" w:type="dxa"/>
+              <w:start w:w="120" w:type="dxa"/>
+              <w:bottom w:w="90" w:type="dxa"/>
+              <w:end w:w="120" w:type="dxa"/>
+            </w:tcMar>
+          </w:tcPr>
+          <w:p>
+            <w:r>
+              <w:rPr>
+                <w:rFonts w:ascii="Arial" w:hAnsi="Arial" w:eastAsia="Yu Gothic"/>
+                <w:sz w:val="17"/>
+              </w:rPr>
+              <w:t>確認結果・補足</w:t>
+            </w:r>
+          </w:p>
+        </w:tc>
+      </w:tr>
+      <w:tr>
+        <w:tc>
+          <w:tcPr>
+            <w:tcW w:type="dxa" w:w="503"/>
+            <w:tcMar>
+              <w:top w:w="90" w:type="dxa"/>
+              <w:start w:w="120" w:type="dxa"/>
+              <w:bottom w:w="90" w:type="dxa"/>
+              <w:end w:w="120" w:type="dxa"/>
+            </w:tcMar>
+          </w:tcPr>
+          <w:p>
+            <w:r>
+              <w:rPr>
+                <w:rFonts w:ascii="Arial" w:hAnsi="Arial" w:eastAsia="Yu Gothic"/>
+                <w:sz w:val="17"/>
+              </w:rPr>
+              <w:t>□</w:t>
+            </w:r>
+          </w:p>
+        </w:tc>
+        <w:tc>
+          <w:tcPr>
+            <w:tcW w:type="dxa" w:w="5400"/>
+            <w:tcMar>
+              <w:top w:w="90" w:type="dxa"/>
+              <w:start w:w="120" w:type="dxa"/>
+              <w:bottom w:w="90" w:type="dxa"/>
+              <w:end w:w="120" w:type="dxa"/>
+            </w:tcMar>
+          </w:tcPr>
+          <w:p>
+            <w:r>
+              <w:rPr>
+                <w:rFonts w:ascii="Arial" w:hAnsi="Arial" w:eastAsia="Yu Gothic"/>
+                <w:sz w:val="17"/>
+              </w:rPr>
+              <w:t>旧年度の履歴を削除していないことを確認した</w:t>
             </w:r>
           </w:p>
         </w:tc>
@@ -2268,7 +2330,7 @@
                 <w:rFonts w:ascii="Arial" w:hAnsi="Arial" w:eastAsia="Yu Gothic"/>
                 <w:sz w:val="17"/>
               </w:rPr>
-              <w:t>安全な伝達、画面を閉じた後は再表示不可</w:t>
+              <w:t>安全な伝達。初期情報は画面を閉じた後に再表示不可</w:t>
             </w:r>
           </w:p>
         </w:tc>
@@ -2796,7 +2858,7 @@
                 <w:rFonts w:ascii="Arial" w:hAnsi="Arial" w:eastAsia="Yu Gothic"/>
                 <w:sz w:val="17"/>
               </w:rPr>
-              <w:t>期限、対象、変更周知</w:t>
+              <w:t>お知らせ保存は可能。対象者への通知自動作成・外部配信は未実装のため、当面は別途周知する</w:t>
             </w:r>
           </w:p>
         </w:tc>
@@ -3597,7 +3659,7 @@
         <w:color w:val="667085"/>
         <w:sz w:val="17"/>
       </w:rPr>
-      <w:t xml:space="preserve">Ver.1.0 | </w:t>
+      <w:t xml:space="preserve">Ver.1.1 | </w:t>
     </w:r>
     <w:r>
       <w:rPr>
